--- a/ACTION_WORKBOOK.docx
+++ b/ACTION_WORKBOOK.docx
@@ -4805,7 +4805,7 @@
           <w:iCs/>
           <w:i/>
         </w:rPr>
-        <w:t xml:space="preserve">Next Offer Academy · nextoveracademy.id</w:t>
+        <w:t xml:space="preserve">Next Offer Academy · nextofferacademy.id</w:t>
       </w:r>
     </w:p>
     <w:bookmarkEnd w:id="29"/>
